--- a/FinalReport_KV Segamat_BM.docx
+++ b/FinalReport_KV Segamat_BM.docx
@@ -8366,6 +8366,9 @@
       <w:r>
         <w:t>SilamasukkanayatandadisisniSilamasukkanayatandadisiniSilamasukkanayatandadisisniSilamasukkanayatandadisinSilamasukkanayatandadisinSilamasukkanayatandadisinSilamasukkanayatandadisinSilamasukkanayatandadisinSilamasukkanayatandadisinSilamasukkanayatandadisinSilamasukkanayatandadisinSilamasukkanayatandadisinSilamasukkanayatandadisinSilamasukkanayatandadisinSilamasukkanayatandadisinSilamasukkanayatandadisinSilamasukkanayatandadisinSilamasukkanayatandadisinSilamasukkanayatandadisinSilamasukkanayatandadisinSilamasukkanayatandadisinSilamasukkanayatandadisinSilamasukkanayatandadisinSilamasukkanayatandadisinSilamasukkanayatandadisinSilamasukkanayatandadisinSilamasukkanayatandadisinSilamasukkanayatandadisinSilamasukkanayatandadisinSilamasukkanayatandadisini</w:t>
       </w:r>
+      <w:r>
+        <w:t>.</w:t>
+      </w:r>
     </w:p>
     <w:p>
       <w:pPr>
@@ -9860,7 +9863,6 @@
         </w:rPr>
       </w:pPr>
       <w:bookmarkStart w:id="33" w:name="_Toc238333323"/>
-      <w:proofErr w:type="spellStart"/>
       <w:r>
         <w:rPr>
           <w:lang w:val="en-MY"/>
@@ -9868,7 +9870,6 @@
         <w:t>Pengenalan</w:t>
       </w:r>
       <w:bookmarkEnd w:id="33"/>
-      <w:proofErr w:type="spellEnd"/>
     </w:p>
     <w:p>
       <w:pPr>
@@ -14100,10 +14101,7 @@
                                 </w:tcPr>
                                 <w:p>
                                   <w:r>
-                                    <w:t xml:space="preserve">ORP </w:t>
-                                  </w:r>
-                                  <w:r>
-                                    <w:t>(mv) / Time (Days)</w:t>
+                                    <w:t>ORP (mv) / Time (Days)</w:t>
                                   </w:r>
                                 </w:p>
                               </w:tc>
@@ -15529,10 +15527,7 @@
                           </w:tcPr>
                           <w:p>
                             <w:r>
-                              <w:t xml:space="preserve">ORP </w:t>
-                            </w:r>
-                            <w:r>
-                              <w:t>(mv) / Time (Days)</w:t>
+                              <w:t>ORP (mv) / Time (Days)</w:t>
                             </w:r>
                           </w:p>
                         </w:tc>
@@ -17235,7 +17230,6 @@
         </w:rPr>
       </w:pPr>
       <w:bookmarkStart w:id="48" w:name="_Toc238333330"/>
-      <w:proofErr w:type="spellStart"/>
       <w:r>
         <w:rPr>
           <w:lang w:val="en-MY"/>
@@ -17243,7 +17237,6 @@
         <w:t>Pengenalan</w:t>
       </w:r>
       <w:bookmarkEnd w:id="48"/>
-      <w:proofErr w:type="spellEnd"/>
     </w:p>
     <w:p>
       <w:pPr>
@@ -17316,17 +17309,9 @@
         <w:rPr>
           <w:lang w:val="en-MY"/>
         </w:rPr>
-        <w:t xml:space="preserve">Kesimpulan dan </w:t>
-      </w:r>
-      <w:proofErr w:type="spellStart"/>
-      <w:r>
-        <w:rPr>
-          <w:lang w:val="en-MY"/>
-        </w:rPr>
-        <w:t>Rumusan</w:t>
+        <w:t>Kesimpulan dan Rumusan</w:t>
       </w:r>
       <w:bookmarkEnd w:id="51"/>
-      <w:proofErr w:type="spellEnd"/>
     </w:p>
     <w:p>
       <w:pPr>
@@ -17785,10 +17770,7 @@
                               <w:pStyle w:val="CaptionforTable"/>
                             </w:pPr>
                             <w:r>
-                              <w:t xml:space="preserve">Table </w:t>
-                            </w:r>
-                            <w:r>
-                              <w:t>2:</w:t>
+                              <w:t>Table 2:</w:t>
                             </w:r>
                             <w:r>
                               <w:tab/>
@@ -17837,10 +17819,7 @@
                         <w:pStyle w:val="CaptionforTable"/>
                       </w:pPr>
                       <w:r>
-                        <w:t xml:space="preserve">Table </w:t>
-                      </w:r>
-                      <w:r>
-                        <w:t>2:</w:t>
+                        <w:t>Table 2:</w:t>
                       </w:r>
                       <w:r>
                         <w:tab/>
@@ -17952,10 +17931,7 @@
                                 </w:tcPr>
                                 <w:p>
                                   <w:r>
-                                    <w:t xml:space="preserve">Days </w:t>
-                                  </w:r>
-                                  <w:r>
-                                    <w:t>of cultivation</w:t>
+                                    <w:t>Days of cultivation</w:t>
                                   </w:r>
                                 </w:p>
                               </w:tc>
@@ -20608,10 +20584,7 @@
                           </w:tcPr>
                           <w:p>
                             <w:r>
-                              <w:t xml:space="preserve">Days </w:t>
-                            </w:r>
-                            <w:r>
-                              <w:t>of cultivation</w:t>
+                              <w:t>Days of cultivation</w:t>
                             </w:r>
                           </w:p>
                         </w:tc>
@@ -26813,13 +26786,14 @@
     <w:name w:val="Normal"/>
     <w:uiPriority w:val="10"/>
     <w:qFormat/>
-    <w:rsid w:val="00992410"/>
+    <w:rsid w:val="00BD391D"/>
     <w:pPr>
       <w:spacing w:before="20" w:after="120" w:line="240" w:lineRule="auto"/>
       <w:jc w:val="both"/>
     </w:pPr>
     <w:rPr>
       <w:rFonts w:ascii="Arial" w:hAnsi="Arial" w:cs="Times New Roman"/>
+      <w:noProof/>
       <w:lang w:val="sv-SE"/>
     </w:rPr>
   </w:style>
@@ -26832,7 +26806,7 @@
     <w:autoRedefine/>
     <w:uiPriority w:val="9"/>
     <w:qFormat/>
-    <w:rsid w:val="00992410"/>
+    <w:rsid w:val="00BD391D"/>
     <w:pPr>
       <w:keepNext/>
       <w:numPr>
@@ -26860,7 +26834,7 @@
     <w:autoRedefine/>
     <w:uiPriority w:val="9"/>
     <w:qFormat/>
-    <w:rsid w:val="00992410"/>
+    <w:rsid w:val="00BD391D"/>
     <w:pPr>
       <w:keepNext/>
       <w:keepLines/>
@@ -26888,7 +26862,7 @@
     <w:link w:val="Heading3Char"/>
     <w:uiPriority w:val="9"/>
     <w:qFormat/>
-    <w:rsid w:val="00992410"/>
+    <w:rsid w:val="00BD391D"/>
     <w:pPr>
       <w:keepNext/>
       <w:keepLines/>
@@ -26917,7 +26891,7 @@
     <w:autoRedefine/>
     <w:uiPriority w:val="9"/>
     <w:qFormat/>
-    <w:rsid w:val="00992410"/>
+    <w:rsid w:val="00BD391D"/>
     <w:pPr>
       <w:keepNext/>
       <w:keepLines/>
@@ -26942,7 +26916,7 @@
     <w:link w:val="Heading5Char"/>
     <w:uiPriority w:val="9"/>
     <w:qFormat/>
-    <w:rsid w:val="00992410"/>
+    <w:rsid w:val="00BD391D"/>
     <w:pPr>
       <w:keepNext/>
       <w:keepLines/>
@@ -26966,7 +26940,7 @@
     <w:link w:val="Heading6Char"/>
     <w:uiPriority w:val="9"/>
     <w:qFormat/>
-    <w:rsid w:val="00992410"/>
+    <w:rsid w:val="00BD391D"/>
     <w:pPr>
       <w:keepNext/>
       <w:keepLines/>
@@ -26989,7 +26963,7 @@
     <w:link w:val="Heading7Char"/>
     <w:uiPriority w:val="9"/>
     <w:qFormat/>
-    <w:rsid w:val="00992410"/>
+    <w:rsid w:val="00BD391D"/>
     <w:pPr>
       <w:keepNext/>
       <w:keepLines/>
@@ -27014,7 +26988,7 @@
     <w:link w:val="Heading8Char"/>
     <w:uiPriority w:val="9"/>
     <w:qFormat/>
-    <w:rsid w:val="00992410"/>
+    <w:rsid w:val="00BD391D"/>
     <w:pPr>
       <w:keepNext/>
       <w:keepLines/>
@@ -27039,7 +27013,7 @@
     <w:link w:val="Heading9Char"/>
     <w:uiPriority w:val="9"/>
     <w:qFormat/>
-    <w:rsid w:val="00992410"/>
+    <w:rsid w:val="00BD391D"/>
     <w:pPr>
       <w:keepNext/>
       <w:keepLines/>
@@ -27064,7 +27038,7 @@
     <w:uiPriority w:val="1"/>
     <w:semiHidden/>
     <w:unhideWhenUsed/>
-    <w:rsid w:val="00992410"/>
+    <w:rsid w:val="00BD391D"/>
   </w:style>
   <w:style w:type="table" w:default="1" w:styleId="TableNormal">
     <w:name w:val="Normal Table"/>
@@ -27086,7 +27060,7 @@
     <w:uiPriority w:val="99"/>
     <w:semiHidden/>
     <w:unhideWhenUsed/>
-    <w:rsid w:val="00992410"/>
+    <w:rsid w:val="00BD391D"/>
   </w:style>
   <w:style w:type="character" w:customStyle="1" w:styleId="Heading1Char">
     <w:name w:val="Heading 1 Char"/>
@@ -27094,7 +27068,7 @@
     <w:basedOn w:val="DefaultParagraphFont"/>
     <w:link w:val="Heading1"/>
     <w:uiPriority w:val="9"/>
-    <w:rsid w:val="00992410"/>
+    <w:rsid w:val="00BD391D"/>
     <w:rPr>
       <w:rFonts w:ascii="Arial" w:eastAsiaTheme="majorEastAsia" w:hAnsi="Arial" w:cstheme="majorBidi"/>
       <w:b/>
@@ -27109,7 +27083,7 @@
     <w:basedOn w:val="DefaultParagraphFont"/>
     <w:link w:val="Heading2"/>
     <w:uiPriority w:val="9"/>
-    <w:rsid w:val="00992410"/>
+    <w:rsid w:val="00BD391D"/>
     <w:rPr>
       <w:rFonts w:ascii="Arial" w:eastAsiaTheme="majorEastAsia" w:hAnsi="Arial" w:cstheme="majorBidi"/>
       <w:b/>
@@ -27124,7 +27098,7 @@
     <w:basedOn w:val="DefaultParagraphFont"/>
     <w:link w:val="Heading3"/>
     <w:uiPriority w:val="9"/>
-    <w:rsid w:val="00992410"/>
+    <w:rsid w:val="00BD391D"/>
     <w:rPr>
       <w:rFonts w:ascii="Arial" w:eastAsiaTheme="majorEastAsia" w:hAnsi="Arial" w:cstheme="majorBidi"/>
       <w:b/>
@@ -27139,7 +27113,7 @@
     <w:basedOn w:val="DefaultParagraphFont"/>
     <w:link w:val="Heading4"/>
     <w:uiPriority w:val="9"/>
-    <w:rsid w:val="00992410"/>
+    <w:rsid w:val="00BD391D"/>
     <w:rPr>
       <w:rFonts w:ascii="Arial" w:eastAsiaTheme="majorEastAsia" w:hAnsi="Arial" w:cstheme="majorBidi"/>
       <w:b/>
@@ -27154,7 +27128,7 @@
     <w:basedOn w:val="DefaultParagraphFont"/>
     <w:link w:val="Heading5"/>
     <w:uiPriority w:val="9"/>
-    <w:rsid w:val="00992410"/>
+    <w:rsid w:val="00BD391D"/>
     <w:rPr>
       <w:rFonts w:ascii="Arial" w:eastAsiaTheme="majorEastAsia" w:hAnsi="Arial" w:cstheme="majorBidi"/>
       <w:b/>
@@ -27167,7 +27141,7 @@
     <w:basedOn w:val="DefaultParagraphFont"/>
     <w:link w:val="Heading6"/>
     <w:uiPriority w:val="9"/>
-    <w:rsid w:val="00992410"/>
+    <w:rsid w:val="00BD391D"/>
     <w:rPr>
       <w:rFonts w:asciiTheme="majorHAnsi" w:eastAsiaTheme="majorEastAsia" w:hAnsiTheme="majorHAnsi" w:cstheme="majorBidi"/>
       <w:noProof/>
@@ -27180,7 +27154,7 @@
     <w:basedOn w:val="DefaultParagraphFont"/>
     <w:link w:val="Heading7"/>
     <w:uiPriority w:val="9"/>
-    <w:rsid w:val="00992410"/>
+    <w:rsid w:val="00BD391D"/>
     <w:rPr>
       <w:rFonts w:asciiTheme="majorHAnsi" w:eastAsiaTheme="majorEastAsia" w:hAnsiTheme="majorHAnsi" w:cstheme="majorBidi"/>
       <w:i/>
@@ -27195,7 +27169,7 @@
     <w:basedOn w:val="DefaultParagraphFont"/>
     <w:link w:val="Heading8"/>
     <w:uiPriority w:val="9"/>
-    <w:rsid w:val="00992410"/>
+    <w:rsid w:val="00BD391D"/>
     <w:rPr>
       <w:rFonts w:asciiTheme="majorHAnsi" w:eastAsiaTheme="majorEastAsia" w:hAnsiTheme="majorHAnsi" w:cstheme="majorBidi"/>
       <w:noProof/>
@@ -27210,7 +27184,7 @@
     <w:basedOn w:val="DefaultParagraphFont"/>
     <w:link w:val="Heading9"/>
     <w:uiPriority w:val="9"/>
-    <w:rsid w:val="00992410"/>
+    <w:rsid w:val="00BD391D"/>
     <w:rPr>
       <w:rFonts w:asciiTheme="majorHAnsi" w:eastAsiaTheme="majorEastAsia" w:hAnsiTheme="majorHAnsi" w:cstheme="majorBidi"/>
       <w:i/>
@@ -27227,7 +27201,7 @@
     <w:basedOn w:val="DefaultParagraphFont"/>
     <w:uiPriority w:val="99"/>
     <w:unhideWhenUsed/>
-    <w:rsid w:val="00992410"/>
+    <w:rsid w:val="00BD391D"/>
     <w:rPr>
       <w:color w:val="0000FF" w:themeColor="hyperlink"/>
       <w:u w:val="single"/>
@@ -27240,7 +27214,7 @@
     <w:autoRedefine/>
     <w:uiPriority w:val="39"/>
     <w:unhideWhenUsed/>
-    <w:rsid w:val="00992410"/>
+    <w:rsid w:val="00BD391D"/>
     <w:pPr>
       <w:tabs>
         <w:tab w:val="right" w:pos="8210"/>
@@ -27259,7 +27233,7 @@
     <w:autoRedefine/>
     <w:uiPriority w:val="39"/>
     <w:unhideWhenUsed/>
-    <w:rsid w:val="00992410"/>
+    <w:rsid w:val="00BD391D"/>
     <w:pPr>
       <w:tabs>
         <w:tab w:val="right" w:pos="1134"/>
@@ -27281,7 +27255,7 @@
     <w:name w:val="Table Grid"/>
     <w:basedOn w:val="TableNormal"/>
     <w:uiPriority w:val="39"/>
-    <w:rsid w:val="00992410"/>
+    <w:rsid w:val="00BD391D"/>
     <w:pPr>
       <w:spacing w:after="0" w:line="240" w:lineRule="auto"/>
     </w:pPr>
@@ -27304,7 +27278,7 @@
     <w:link w:val="TitleChar"/>
     <w:uiPriority w:val="10"/>
     <w:qFormat/>
-    <w:rsid w:val="00992410"/>
+    <w:rsid w:val="00BD391D"/>
     <w:pPr>
       <w:spacing w:before="1680" w:afterLines="250" w:after="600"/>
       <w:jc w:val="center"/>
@@ -27326,7 +27300,7 @@
     <w:basedOn w:val="DefaultParagraphFont"/>
     <w:link w:val="Title"/>
     <w:uiPriority w:val="10"/>
-    <w:rsid w:val="00992410"/>
+    <w:rsid w:val="00BD391D"/>
     <w:rPr>
       <w:rFonts w:ascii="Arial" w:eastAsiaTheme="majorEastAsia" w:hAnsi="Arial" w:cstheme="majorBidi"/>
       <w:b/>
@@ -27344,7 +27318,7 @@
     <w:link w:val="HeaderChar"/>
     <w:uiPriority w:val="99"/>
     <w:unhideWhenUsed/>
-    <w:rsid w:val="00992410"/>
+    <w:rsid w:val="00BD391D"/>
     <w:pPr>
       <w:tabs>
         <w:tab w:val="center" w:pos="4513"/>
@@ -27357,7 +27331,7 @@
     <w:basedOn w:val="DefaultParagraphFont"/>
     <w:link w:val="Header"/>
     <w:uiPriority w:val="99"/>
-    <w:rsid w:val="00992410"/>
+    <w:rsid w:val="00BD391D"/>
     <w:rPr>
       <w:rFonts w:ascii="Arial" w:hAnsi="Arial" w:cs="Times New Roman"/>
       <w:noProof/>
@@ -27370,7 +27344,7 @@
     <w:link w:val="FooterChar"/>
     <w:uiPriority w:val="99"/>
     <w:unhideWhenUsed/>
-    <w:rsid w:val="00992410"/>
+    <w:rsid w:val="00BD391D"/>
     <w:pPr>
       <w:tabs>
         <w:tab w:val="center" w:pos="4513"/>
@@ -27383,7 +27357,7 @@
     <w:basedOn w:val="DefaultParagraphFont"/>
     <w:link w:val="Footer"/>
     <w:uiPriority w:val="99"/>
-    <w:rsid w:val="00992410"/>
+    <w:rsid w:val="00BD391D"/>
     <w:rPr>
       <w:rFonts w:ascii="Arial" w:hAnsi="Arial" w:cs="Times New Roman"/>
       <w:noProof/>
@@ -27395,7 +27369,7 @@
     <w:basedOn w:val="Normal"/>
     <w:uiPriority w:val="1"/>
     <w:qFormat/>
-    <w:rsid w:val="00992410"/>
+    <w:rsid w:val="00BD391D"/>
     <w:pPr>
       <w:ind w:left="720"/>
     </w:pPr>
@@ -27407,7 +27381,7 @@
     <w:autoRedefine/>
     <w:uiPriority w:val="39"/>
     <w:unhideWhenUsed/>
-    <w:rsid w:val="00992410"/>
+    <w:rsid w:val="00BD391D"/>
     <w:pPr>
       <w:tabs>
         <w:tab w:val="right" w:pos="8210"/>
@@ -27426,7 +27400,7 @@
     <w:link w:val="ParagraphFirstContdChar"/>
     <w:autoRedefine/>
     <w:qFormat/>
-    <w:rsid w:val="00992410"/>
+    <w:rsid w:val="00BD391D"/>
     <w:pPr>
       <w:spacing w:before="0" w:after="0" w:line="360" w:lineRule="auto"/>
     </w:pPr>
@@ -27438,7 +27412,7 @@
     <w:name w:val="Paragraph First Cont'd Char"/>
     <w:basedOn w:val="DefaultParagraphFont"/>
     <w:link w:val="ParagraphFirstContd"/>
-    <w:rsid w:val="00992410"/>
+    <w:rsid w:val="00BD391D"/>
     <w:rPr>
       <w:rFonts w:ascii="Arial" w:hAnsi="Arial" w:cs="Times New Roman"/>
       <w:noProof/>
@@ -27451,7 +27425,7 @@
     <w:next w:val="Normal"/>
     <w:autoRedefine/>
     <w:qFormat/>
-    <w:rsid w:val="00992410"/>
+    <w:rsid w:val="00BD391D"/>
     <w:pPr>
       <w:spacing w:before="0" w:afterLines="250" w:after="600" w:line="360" w:lineRule="auto"/>
       <w:ind w:firstLine="720"/>
@@ -27464,7 +27438,7 @@
     <w:autoRedefine/>
     <w:uiPriority w:val="39"/>
     <w:unhideWhenUsed/>
-    <w:rsid w:val="00992410"/>
+    <w:rsid w:val="00BD391D"/>
     <w:pPr>
       <w:tabs>
         <w:tab w:val="left" w:pos="2439"/>
@@ -27489,7 +27463,7 @@
     <w:autoRedefine/>
     <w:uiPriority w:val="39"/>
     <w:unhideWhenUsed/>
-    <w:rsid w:val="00992410"/>
+    <w:rsid w:val="00BD391D"/>
     <w:pPr>
       <w:spacing w:before="180" w:after="180"/>
       <w:ind w:left="2269" w:right="567" w:hanging="851"/>
@@ -27502,7 +27476,7 @@
     <w:uiPriority w:val="35"/>
     <w:unhideWhenUsed/>
     <w:qFormat/>
-    <w:rsid w:val="00992410"/>
+    <w:rsid w:val="00BD391D"/>
     <w:rPr>
       <w:b/>
       <w:iCs/>
@@ -27517,7 +27491,7 @@
     <w:autoRedefine/>
     <w:uiPriority w:val="99"/>
     <w:unhideWhenUsed/>
-    <w:rsid w:val="00992410"/>
+    <w:rsid w:val="00BD391D"/>
     <w:pPr>
       <w:tabs>
         <w:tab w:val="right" w:pos="8210"/>
@@ -27531,7 +27505,7 @@
     <w:basedOn w:val="DefaultParagraphFont"/>
     <w:uiPriority w:val="99"/>
     <w:semiHidden/>
-    <w:rsid w:val="00992410"/>
+    <w:rsid w:val="00BD391D"/>
     <w:rPr>
       <w:color w:val="808080"/>
     </w:rPr>
@@ -27541,13 +27515,13 @@
     <w:basedOn w:val="Normal"/>
     <w:link w:val="AbstractChar"/>
     <w:qFormat/>
-    <w:rsid w:val="00992410"/>
+    <w:rsid w:val="00BD391D"/>
   </w:style>
   <w:style w:type="character" w:customStyle="1" w:styleId="AbstractChar">
     <w:name w:val="Abstract Char"/>
     <w:basedOn w:val="DefaultParagraphFont"/>
     <w:link w:val="Abstract"/>
-    <w:rsid w:val="00992410"/>
+    <w:rsid w:val="00BD391D"/>
     <w:rPr>
       <w:rFonts w:ascii="Arial" w:hAnsi="Arial" w:cs="Times New Roman"/>
       <w:noProof/>
@@ -27559,7 +27533,7 @@
     <w:basedOn w:val="Normal"/>
     <w:link w:val="AllCapsChar"/>
     <w:qFormat/>
-    <w:rsid w:val="00992410"/>
+    <w:rsid w:val="00BD391D"/>
     <w:rPr>
       <w:caps/>
     </w:rPr>
@@ -27568,7 +27542,7 @@
     <w:name w:val="All Caps Char"/>
     <w:basedOn w:val="DefaultParagraphFont"/>
     <w:link w:val="AllCaps"/>
-    <w:rsid w:val="00992410"/>
+    <w:rsid w:val="00BD391D"/>
     <w:rPr>
       <w:rFonts w:ascii="Arial" w:hAnsi="Arial" w:cs="Times New Roman"/>
       <w:caps/>
@@ -27579,7 +27553,7 @@
   <w:style w:type="paragraph" w:customStyle="1" w:styleId="LOTF">
     <w:name w:val="LOTF"/>
     <w:basedOn w:val="TableofFigures"/>
-    <w:rsid w:val="00992410"/>
+    <w:rsid w:val="00BD391D"/>
     <w:pPr>
       <w:tabs>
         <w:tab w:val="left" w:pos="1843"/>
@@ -27593,7 +27567,7 @@
     <w:basedOn w:val="TableNormal"/>
     <w:next w:val="TableGrid"/>
     <w:uiPriority w:val="59"/>
-    <w:rsid w:val="00992410"/>
+    <w:rsid w:val="00BD391D"/>
     <w:pPr>
       <w:ind w:firstLine="360"/>
     </w:pPr>
@@ -27615,7 +27589,7 @@
     <w:name w:val="ACK"/>
     <w:basedOn w:val="Normal"/>
     <w:qFormat/>
-    <w:rsid w:val="00992410"/>
+    <w:rsid w:val="00BD391D"/>
     <w:pPr>
       <w:spacing w:after="240"/>
       <w:ind w:firstLine="720"/>
@@ -27625,7 +27599,7 @@
     <w:name w:val="VITAE"/>
     <w:basedOn w:val="ListParagraph"/>
     <w:qFormat/>
-    <w:rsid w:val="00992410"/>
+    <w:rsid w:val="00BD391D"/>
     <w:pPr>
       <w:spacing w:before="1680" w:afterLines="250" w:after="250"/>
       <w:ind w:left="0"/>
@@ -27639,7 +27613,7 @@
     <w:name w:val="References"/>
     <w:basedOn w:val="Title"/>
     <w:qFormat/>
-    <w:rsid w:val="00992410"/>
+    <w:rsid w:val="00BD391D"/>
     <w:pPr>
       <w:outlineLvl w:val="0"/>
     </w:pPr>
@@ -27651,7 +27625,7 @@
     <w:autoRedefine/>
     <w:uiPriority w:val="39"/>
     <w:unhideWhenUsed/>
-    <w:rsid w:val="00992410"/>
+    <w:rsid w:val="00BD391D"/>
     <w:pPr>
       <w:tabs>
         <w:tab w:val="right" w:pos="7938"/>
@@ -27669,7 +27643,7 @@
     <w:autoRedefine/>
     <w:uiPriority w:val="39"/>
     <w:unhideWhenUsed/>
-    <w:rsid w:val="00992410"/>
+    <w:rsid w:val="00BD391D"/>
     <w:pPr>
       <w:tabs>
         <w:tab w:val="right" w:pos="7938"/>
@@ -27681,7 +27655,7 @@
     <w:basedOn w:val="TableNormal"/>
     <w:next w:val="TableGrid"/>
     <w:uiPriority w:val="59"/>
-    <w:rsid w:val="00992410"/>
+    <w:rsid w:val="00BD391D"/>
     <w:rPr>
       <w:rFonts w:ascii="Calibri" w:eastAsia="Calibri" w:hAnsi="Calibri" w:cs="Times New Roman"/>
       <w:sz w:val="20"/>
@@ -27705,7 +27679,7 @@
     <w:uiPriority w:val="99"/>
     <w:semiHidden/>
     <w:unhideWhenUsed/>
-    <w:rsid w:val="00992410"/>
+    <w:rsid w:val="00BD391D"/>
     <w:rPr>
       <w:sz w:val="16"/>
       <w:szCs w:val="16"/>
@@ -27717,7 +27691,7 @@
     <w:link w:val="CommentTextChar"/>
     <w:uiPriority w:val="99"/>
     <w:unhideWhenUsed/>
-    <w:rsid w:val="00992410"/>
+    <w:rsid w:val="00BD391D"/>
     <w:rPr>
       <w:sz w:val="20"/>
       <w:szCs w:val="20"/>
@@ -27728,7 +27702,7 @@
     <w:basedOn w:val="DefaultParagraphFont"/>
     <w:link w:val="CommentText"/>
     <w:uiPriority w:val="99"/>
-    <w:rsid w:val="00992410"/>
+    <w:rsid w:val="00BD391D"/>
     <w:rPr>
       <w:rFonts w:ascii="Arial" w:hAnsi="Arial" w:cs="Times New Roman"/>
       <w:noProof/>
@@ -27745,7 +27719,7 @@
     <w:uiPriority w:val="99"/>
     <w:semiHidden/>
     <w:unhideWhenUsed/>
-    <w:rsid w:val="00992410"/>
+    <w:rsid w:val="00BD391D"/>
     <w:rPr>
       <w:b/>
       <w:bCs/>
@@ -27757,7 +27731,7 @@
     <w:link w:val="CommentSubject"/>
     <w:uiPriority w:val="99"/>
     <w:semiHidden/>
-    <w:rsid w:val="00992410"/>
+    <w:rsid w:val="00BD391D"/>
     <w:rPr>
       <w:rFonts w:ascii="Arial" w:hAnsi="Arial" w:cs="Times New Roman"/>
       <w:b/>
@@ -27775,7 +27749,7 @@
     <w:uiPriority w:val="99"/>
     <w:semiHidden/>
     <w:unhideWhenUsed/>
-    <w:rsid w:val="00992410"/>
+    <w:rsid w:val="00BD391D"/>
     <w:rPr>
       <w:rFonts w:ascii="Segoe UI" w:hAnsi="Segoe UI" w:cs="Segoe UI"/>
       <w:sz w:val="18"/>
@@ -27788,7 +27762,7 @@
     <w:link w:val="BalloonText"/>
     <w:uiPriority w:val="99"/>
     <w:semiHidden/>
-    <w:rsid w:val="00992410"/>
+    <w:rsid w:val="00BD391D"/>
     <w:rPr>
       <w:rFonts w:ascii="Segoe UI" w:hAnsi="Segoe UI" w:cs="Segoe UI"/>
       <w:noProof/>
@@ -27802,7 +27776,7 @@
     <w:hidden/>
     <w:uiPriority w:val="99"/>
     <w:semiHidden/>
-    <w:rsid w:val="00992410"/>
+    <w:rsid w:val="00BD391D"/>
     <w:pPr>
       <w:spacing w:after="0" w:line="240" w:lineRule="auto"/>
     </w:pPr>
@@ -27815,7 +27789,7 @@
     <w:name w:val="DeclareFormThesisTitle"/>
     <w:basedOn w:val="DefaultParagraphFont"/>
     <w:uiPriority w:val="1"/>
-    <w:rsid w:val="00992410"/>
+    <w:rsid w:val="00BD391D"/>
     <w:rPr>
       <w:rFonts w:ascii="Century Gothic" w:hAnsi="Century Gothic"/>
       <w:b/>
@@ -27827,7 +27801,7 @@
     <w:name w:val="DeclareFormNormalText"/>
     <w:basedOn w:val="DefaultParagraphFont"/>
     <w:uiPriority w:val="1"/>
-    <w:rsid w:val="00992410"/>
+    <w:rsid w:val="00BD391D"/>
     <w:rPr>
       <w:rFonts w:ascii="Century Gothic" w:hAnsi="Century Gothic"/>
       <w:sz w:val="20"/>
@@ -27837,7 +27811,7 @@
     <w:name w:val="Style1"/>
     <w:basedOn w:val="Normal"/>
     <w:qFormat/>
-    <w:rsid w:val="00992410"/>
+    <w:rsid w:val="00BD391D"/>
     <w:pPr>
       <w:jc w:val="center"/>
     </w:pPr>
@@ -27846,7 +27820,7 @@
     <w:name w:val="Figure Location"/>
     <w:basedOn w:val="Normal"/>
     <w:qFormat/>
-    <w:rsid w:val="00992410"/>
+    <w:rsid w:val="00BD391D"/>
     <w:pPr>
       <w:keepNext/>
       <w:spacing w:after="20"/>
@@ -27858,7 +27832,7 @@
     <w:basedOn w:val="CaptionforTable"/>
     <w:autoRedefine/>
     <w:qFormat/>
-    <w:rsid w:val="00992410"/>
+    <w:rsid w:val="00BD391D"/>
     <w:pPr>
       <w:tabs>
         <w:tab w:val="clear" w:pos="1134"/>
@@ -27875,7 +27849,7 @@
     <w:basedOn w:val="Caption"/>
     <w:autoRedefine/>
     <w:qFormat/>
-    <w:rsid w:val="00992410"/>
+    <w:rsid w:val="00BD391D"/>
     <w:pPr>
       <w:tabs>
         <w:tab w:val="left" w:pos="1134"/>
@@ -27894,7 +27868,7 @@
     <w:link w:val="BodyTextChar"/>
     <w:uiPriority w:val="1"/>
     <w:qFormat/>
-    <w:rsid w:val="00992410"/>
+    <w:rsid w:val="00BD391D"/>
     <w:pPr>
       <w:autoSpaceDE w:val="0"/>
       <w:autoSpaceDN w:val="0"/>
@@ -27910,7 +27884,7 @@
     <w:basedOn w:val="DefaultParagraphFont"/>
     <w:link w:val="BodyText"/>
     <w:uiPriority w:val="1"/>
-    <w:rsid w:val="00992410"/>
+    <w:rsid w:val="00BD391D"/>
     <w:rPr>
       <w:rFonts w:ascii="Arial" w:hAnsi="Arial" w:cs="Times New Roman"/>
       <w:noProof/>
@@ -27923,7 +27897,7 @@
     <w:basedOn w:val="Normal"/>
     <w:uiPriority w:val="1"/>
     <w:qFormat/>
-    <w:rsid w:val="00992410"/>
+    <w:rsid w:val="00BD391D"/>
     <w:pPr>
       <w:autoSpaceDE w:val="0"/>
       <w:autoSpaceDN w:val="0"/>
@@ -27939,7 +27913,7 @@
     <w:next w:val="Normal"/>
     <w:autoRedefine/>
     <w:qFormat/>
-    <w:rsid w:val="00992410"/>
+    <w:rsid w:val="00BD391D"/>
     <w:pPr>
       <w:spacing w:afterLines="250" w:after="600" w:line="360" w:lineRule="auto"/>
     </w:pPr>
@@ -27949,7 +27923,7 @@
     <w:basedOn w:val="Normal"/>
     <w:autoRedefine/>
     <w:qFormat/>
-    <w:rsid w:val="00992410"/>
+    <w:rsid w:val="00BD391D"/>
     <w:pPr>
       <w:jc w:val="center"/>
     </w:pPr>
@@ -27958,7 +27932,7 @@
     <w:name w:val="Plain Table 2"/>
     <w:basedOn w:val="TableNormal"/>
     <w:uiPriority w:val="42"/>
-    <w:rsid w:val="00992410"/>
+    <w:rsid w:val="00BD391D"/>
     <w:pPr>
       <w:spacing w:after="0" w:line="240" w:lineRule="auto"/>
     </w:pPr>
@@ -28040,7 +28014,7 @@
     <w:next w:val="Normal"/>
     <w:autoRedefine/>
     <w:qFormat/>
-    <w:rsid w:val="00992410"/>
+    <w:rsid w:val="00BD391D"/>
     <w:pPr>
       <w:kinsoku w:val="0"/>
       <w:overflowPunct w:val="0"/>
@@ -28055,13 +28029,13 @@
     <w:name w:val="Table Location"/>
     <w:basedOn w:val="FigureLocation"/>
     <w:qFormat/>
-    <w:rsid w:val="00992410"/>
+    <w:rsid w:val="00BD391D"/>
   </w:style>
   <w:style w:type="paragraph" w:customStyle="1" w:styleId="CaptionforEquationCenter">
     <w:name w:val="Caption for Equation Center"/>
     <w:basedOn w:val="Normal"/>
     <w:qFormat/>
-    <w:rsid w:val="00992410"/>
+    <w:rsid w:val="00BD391D"/>
     <w:pPr>
       <w:jc w:val="center"/>
     </w:pPr>
@@ -28070,7 +28044,7 @@
     <w:name w:val="Caption for Equation Right"/>
     <w:basedOn w:val="CaptionforEquationCenter"/>
     <w:qFormat/>
-    <w:rsid w:val="00992410"/>
+    <w:rsid w:val="00BD391D"/>
     <w:pPr>
       <w:jc w:val="right"/>
     </w:pPr>
@@ -28081,7 +28055,7 @@
     <w:next w:val="Normal"/>
     <w:autoRedefine/>
     <w:qFormat/>
-    <w:rsid w:val="00992410"/>
+    <w:rsid w:val="00BD391D"/>
     <w:pPr>
       <w:spacing w:afterLines="0" w:after="0"/>
       <w:ind w:left="5" w:firstLine="704"/>
@@ -28093,7 +28067,7 @@
   <w:style w:type="character" w:customStyle="1" w:styleId="ts-alignment-element">
     <w:name w:val="ts-alignment-element"/>
     <w:basedOn w:val="DefaultParagraphFont"/>
-    <w:rsid w:val="00992410"/>
+    <w:rsid w:val="00BD391D"/>
   </w:style>
   <w:style w:type="character" w:styleId="UnresolvedMention">
     <w:name w:val="Unresolved Mention"/>
@@ -28101,7 +28075,7 @@
     <w:uiPriority w:val="99"/>
     <w:semiHidden/>
     <w:unhideWhenUsed/>
-    <w:rsid w:val="00992410"/>
+    <w:rsid w:val="00BD391D"/>
     <w:rPr>
       <w:color w:val="605E5C"/>
       <w:shd w:val="clear" w:color="auto" w:fill="E1DFDD"/>
@@ -28114,7 +28088,7 @@
     <w:autoRedefine/>
     <w:uiPriority w:val="39"/>
     <w:unhideWhenUsed/>
-    <w:rsid w:val="00992410"/>
+    <w:rsid w:val="00BD391D"/>
     <w:pPr>
       <w:spacing w:after="100" w:line="259" w:lineRule="auto"/>
       <w:ind w:left="1540"/>
@@ -28131,7 +28105,7 @@
     <w:autoRedefine/>
     <w:uiPriority w:val="39"/>
     <w:unhideWhenUsed/>
-    <w:rsid w:val="00992410"/>
+    <w:rsid w:val="00BD391D"/>
     <w:pPr>
       <w:spacing w:after="100" w:line="259" w:lineRule="auto"/>
       <w:ind w:left="1760"/>
@@ -28148,7 +28122,7 @@
     <w:uiPriority w:val="99"/>
     <w:semiHidden/>
     <w:unhideWhenUsed/>
-    <w:rsid w:val="00992410"/>
+    <w:rsid w:val="00BD391D"/>
     <w:rPr>
       <w:sz w:val="20"/>
       <w:szCs w:val="20"/>
@@ -28160,7 +28134,7 @@
     <w:link w:val="FootnoteText"/>
     <w:uiPriority w:val="99"/>
     <w:semiHidden/>
-    <w:rsid w:val="00992410"/>
+    <w:rsid w:val="00BD391D"/>
     <w:rPr>
       <w:rFonts w:ascii="Arial" w:hAnsi="Arial" w:cs="Times New Roman"/>
       <w:noProof/>
@@ -28175,7 +28149,7 @@
     <w:uiPriority w:val="99"/>
     <w:semiHidden/>
     <w:unhideWhenUsed/>
-    <w:rsid w:val="00992410"/>
+    <w:rsid w:val="00BD391D"/>
     <w:rPr>
       <w:vertAlign w:val="superscript"/>
     </w:rPr>
@@ -28186,7 +28160,7 @@
     <w:uiPriority w:val="99"/>
     <w:semiHidden/>
     <w:unhideWhenUsed/>
-    <w:rsid w:val="00992410"/>
+    <w:rsid w:val="00BD391D"/>
     <w:rPr>
       <w:color w:val="800080" w:themeColor="followedHyperlink"/>
       <w:u w:val="single"/>
@@ -28198,7 +28172,7 @@
     <w:uiPriority w:val="99"/>
     <w:semiHidden/>
     <w:unhideWhenUsed/>
-    <w:rsid w:val="00992410"/>
+    <w:rsid w:val="00BD391D"/>
     <w:pPr>
       <w:spacing w:before="100" w:beforeAutospacing="1" w:after="100" w:afterAutospacing="1"/>
     </w:pPr>
@@ -28213,7 +28187,7 @@
     <w:basedOn w:val="References"/>
     <w:uiPriority w:val="10"/>
     <w:qFormat/>
-    <w:rsid w:val="00992410"/>
+    <w:rsid w:val="00BD391D"/>
     <w:pPr>
       <w:outlineLvl w:val="2"/>
     </w:pPr>
@@ -28224,7 +28198,7 @@
     <w:uiPriority w:val="99"/>
     <w:semiHidden/>
     <w:unhideWhenUsed/>
-    <w:rsid w:val="00992410"/>
+    <w:rsid w:val="00BD391D"/>
     <w:pPr>
       <w:ind w:left="720"/>
     </w:pPr>
@@ -28234,7 +28208,7 @@
     <w:basedOn w:val="Normal"/>
     <w:uiPriority w:val="10"/>
     <w:qFormat/>
-    <w:rsid w:val="00992410"/>
+    <w:rsid w:val="00BD391D"/>
     <w:pPr>
       <w:widowControl w:val="0"/>
       <w:autoSpaceDE w:val="0"/>
@@ -28249,7 +28223,7 @@
     <w:basedOn w:val="TableNormal"/>
     <w:next w:val="TableGrid"/>
     <w:uiPriority w:val="59"/>
-    <w:rsid w:val="00992410"/>
+    <w:rsid w:val="00BD391D"/>
     <w:pPr>
       <w:spacing w:after="0" w:line="240" w:lineRule="auto"/>
     </w:pPr>
@@ -28274,7 +28248,7 @@
     <w:name w:val="Light Shading1"/>
     <w:basedOn w:val="TableNormal"/>
     <w:uiPriority w:val="60"/>
-    <w:rsid w:val="00992410"/>
+    <w:rsid w:val="00BD391D"/>
     <w:pPr>
       <w:spacing w:after="0" w:line="240" w:lineRule="auto"/>
     </w:pPr>
@@ -28370,7 +28344,7 @@
     <w:name w:val="APPENDIX"/>
     <w:basedOn w:val="VITAE"/>
     <w:qFormat/>
-    <w:rsid w:val="00992410"/>
+    <w:rsid w:val="00BD391D"/>
     <w:pPr>
       <w:spacing w:before="20" w:afterLines="0" w:after="120"/>
       <w:jc w:val="right"/>
@@ -28381,7 +28355,7 @@
     <w:basedOn w:val="Normal"/>
     <w:uiPriority w:val="10"/>
     <w:qFormat/>
-    <w:rsid w:val="00992410"/>
+    <w:rsid w:val="00BD391D"/>
     <w:pPr>
       <w:widowControl w:val="0"/>
       <w:autoSpaceDE w:val="0"/>
@@ -28397,7 +28371,7 @@
     <w:name w:val="ThesisTable"/>
     <w:basedOn w:val="TableNormal"/>
     <w:uiPriority w:val="99"/>
-    <w:rsid w:val="00992410"/>
+    <w:rsid w:val="00BD391D"/>
     <w:pPr>
       <w:spacing w:after="0" w:line="240" w:lineRule="auto"/>
     </w:pPr>
@@ -28439,7 +28413,7 @@
   <w:style w:type="paragraph" w:customStyle="1" w:styleId="Default">
     <w:name w:val="Default"/>
     <w:basedOn w:val="Normal"/>
-    <w:rsid w:val="00992410"/>
+    <w:rsid w:val="00BD391D"/>
     <w:pPr>
       <w:autoSpaceDE w:val="0"/>
       <w:autoSpaceDN w:val="0"/>
@@ -28459,7 +28433,7 @@
     <w:link w:val="SubtitleChar"/>
     <w:uiPriority w:val="11"/>
     <w:qFormat/>
-    <w:rsid w:val="00992410"/>
+    <w:rsid w:val="00BD391D"/>
     <w:pPr>
       <w:numPr>
         <w:ilvl w:val="1"/>
@@ -28477,7 +28451,7 @@
     <w:basedOn w:val="DefaultParagraphFont"/>
     <w:link w:val="Subtitle"/>
     <w:uiPriority w:val="11"/>
-    <w:rsid w:val="00992410"/>
+    <w:rsid w:val="00BD391D"/>
     <w:rPr>
       <w:rFonts w:eastAsiaTheme="minorEastAsia" w:cs="Times New Roman"/>
       <w:noProof/>
@@ -28493,7 +28467,7 @@
     <w:link w:val="QuoteChar"/>
     <w:uiPriority w:val="29"/>
     <w:qFormat/>
-    <w:rsid w:val="00992410"/>
+    <w:rsid w:val="00BD391D"/>
     <w:pPr>
       <w:spacing w:before="200" w:after="160"/>
       <w:ind w:left="864" w:right="864"/>
@@ -28510,7 +28484,7 @@
     <w:basedOn w:val="DefaultParagraphFont"/>
     <w:link w:val="Quote"/>
     <w:uiPriority w:val="29"/>
-    <w:rsid w:val="00992410"/>
+    <w:rsid w:val="00BD391D"/>
     <w:rPr>
       <w:rFonts w:ascii="Arial" w:hAnsi="Arial" w:cs="Times New Roman"/>
       <w:i/>
@@ -28525,7 +28499,7 @@
     <w:basedOn w:val="DefaultParagraphFont"/>
     <w:uiPriority w:val="21"/>
     <w:qFormat/>
-    <w:rsid w:val="00992410"/>
+    <w:rsid w:val="00BD391D"/>
     <w:rPr>
       <w:i/>
       <w:iCs/>
@@ -28539,7 +28513,7 @@
     <w:link w:val="IntenseQuoteChar"/>
     <w:uiPriority w:val="30"/>
     <w:qFormat/>
-    <w:rsid w:val="00992410"/>
+    <w:rsid w:val="00BD391D"/>
     <w:pPr>
       <w:pBdr>
         <w:top w:val="single" w:sz="4" w:space="10" w:color="4F81BD" w:themeColor="accent1"/>
@@ -28560,7 +28534,7 @@
     <w:basedOn w:val="DefaultParagraphFont"/>
     <w:link w:val="IntenseQuote"/>
     <w:uiPriority w:val="30"/>
-    <w:rsid w:val="00992410"/>
+    <w:rsid w:val="00BD391D"/>
     <w:rPr>
       <w:rFonts w:ascii="Arial" w:hAnsi="Arial" w:cs="Times New Roman"/>
       <w:i/>
@@ -28575,7 +28549,7 @@
     <w:basedOn w:val="DefaultParagraphFont"/>
     <w:uiPriority w:val="32"/>
     <w:qFormat/>
-    <w:rsid w:val="00992410"/>
+    <w:rsid w:val="00BD391D"/>
     <w:rPr>
       <w:b/>
       <w:bCs/>
@@ -28589,7 +28563,7 @@
     <w:basedOn w:val="DefaultParagraphFont"/>
     <w:uiPriority w:val="20"/>
     <w:qFormat/>
-    <w:rsid w:val="00992410"/>
+    <w:rsid w:val="00BD391D"/>
     <w:rPr>
       <w:i/>
       <w:iCs/>
@@ -28600,7 +28574,7 @@
     <w:basedOn w:val="DefaultParagraphFont"/>
     <w:uiPriority w:val="22"/>
     <w:qFormat/>
-    <w:rsid w:val="00992410"/>
+    <w:rsid w:val="00BD391D"/>
     <w:rPr>
       <w:b/>
       <w:bCs/>
@@ -28610,7 +28584,7 @@
     <w:name w:val="1st Paragraph"/>
     <w:basedOn w:val="Normal"/>
     <w:link w:val="1stParagraphChar"/>
-    <w:rsid w:val="00992410"/>
+    <w:rsid w:val="00BD391D"/>
     <w:pPr>
       <w:tabs>
         <w:tab w:val="left" w:pos="4203"/>
@@ -28627,7 +28601,7 @@
   <w:style w:type="character" w:customStyle="1" w:styleId="1stParagraphChar">
     <w:name w:val="1st Paragraph Char"/>
     <w:link w:val="1stParagraph"/>
-    <w:rsid w:val="00992410"/>
+    <w:rsid w:val="00BD391D"/>
     <w:rPr>
       <w:rFonts w:ascii="Cambria" w:eastAsia="MS Mincho" w:hAnsi="Cambria" w:cs="Times New Roman"/>
       <w:noProof/>
@@ -28640,7 +28614,7 @@
     <w:name w:val="No Spacing"/>
     <w:uiPriority w:val="1"/>
     <w:qFormat/>
-    <w:rsid w:val="00992410"/>
+    <w:rsid w:val="00BD391D"/>
     <w:pPr>
       <w:spacing w:after="0" w:line="240" w:lineRule="auto"/>
     </w:pPr>
@@ -29640,7 +29614,9 @@
     <w:rsid w:val="005C2EEB"/>
     <w:rsid w:val="005E5F70"/>
     <w:rsid w:val="00833F3B"/>
+    <w:rsid w:val="00B422C4"/>
     <w:rsid w:val="00BE2A62"/>
+    <w:rsid w:val="00D53220"/>
     <w:rsid w:val="00E21C7E"/>
   </w:rsids>
   <m:mathPr>
